--- a/CÔNG TY TNHH THƯƠNG MẠI QUỐC TẾ QUÁN NGUYÊN VIỆT NAM/QuanNguyenVN_Thanhlapmoi/Ủy Quyền_DA_DIEN.docx
+++ b/CÔNG TY TNHH THƯƠNG MẠI QUỐC TẾ QUÁN NGUYÊN VIỆT NAM/QuanNguyenVN_Thanhlapmoi/Ủy Quyền_DA_DIEN.docx
@@ -222,7 +222,37 @@
           <w:sz w:val="26"/>
           <w:szCs w:val="26"/>
         </w:rPr>
-        <w:t>26/5/2026</w:t>
+        <w:t>4</w:t>
+      </w:r>
+      <w:r>
+        <w:rPr>
+          <w:rFonts w:ascii="Times New Roman" w:hAnsi="Times New Roman" w:cs="Times New Roman"/>
+          <w:iCs/>
+          <w:color w:val="000000" w:themeColor="text1"/>
+          <w:sz w:val="26"/>
+          <w:szCs w:val="26"/>
+        </w:rPr>
+        <w:t>/</w:t>
+      </w:r>
+      <w:r>
+        <w:rPr>
+          <w:rFonts w:ascii="Times New Roman" w:hAnsi="Times New Roman" w:cs="Times New Roman"/>
+          <w:iCs/>
+          <w:color w:val="000000" w:themeColor="text1"/>
+          <w:sz w:val="26"/>
+          <w:szCs w:val="26"/>
+        </w:rPr>
+        <w:t>6</w:t>
+      </w:r>
+      <w:r>
+        <w:rPr>
+          <w:rFonts w:ascii="Times New Roman" w:hAnsi="Times New Roman" w:cs="Times New Roman"/>
+          <w:iCs/>
+          <w:color w:val="000000" w:themeColor="text1"/>
+          <w:sz w:val="26"/>
+          <w:szCs w:val="26"/>
+        </w:rPr>
+        <w:t>/2026</w:t>
       </w:r>
     </w:p>
     <w:p>
@@ -355,7 +385,7 @@
           <w:szCs w:val="26"/>
           <w:lang w:eastAsia="zh-CN"/>
         </w:rPr>
-        <w:t>VŨ TUẤN PHƯỚC</w:t>
+        <w:t>CHEN, GUOHAO</w:t>
       </w:r>
     </w:p>
     <w:p>
@@ -428,7 +458,7 @@
           <w:sz w:val="26"/>
           <w:szCs w:val="26"/>
         </w:rPr>
-        <w:t>29/10/1994</w:t>
+        <w:t>13/08/2000</w:t>
       </w:r>
     </w:p>
     <w:p>
@@ -462,7 +492,7 @@
           <w:szCs w:val="26"/>
           <w:lang w:eastAsia="zh-CN"/>
         </w:rPr>
-        <w:t>Việt Nam</w:t>
+        <w:t>Trung Quốc</w:t>
       </w:r>
     </w:p>
     <w:p>
@@ -634,13 +664,6 @@
                                       <w:szCs w:val="20"/>
                                     </w:rPr>
                                   </w:pPr>
-                                  <w:r>
-                                    <w:rPr>
-                                      <w:sz w:val="20"/>
-                                      <w:szCs w:val="20"/>
-                                    </w:rPr>
-                                    <w:t>x</w:t>
-                                  </w:r>
                                 </w:p>
                               </w:txbxContent>
                             </wps:txbx>
@@ -679,13 +702,6 @@
                                 <w:szCs w:val="20"/>
                               </w:rPr>
                             </w:pPr>
-                            <w:r>
-                              <w:rPr>
-                                <w:sz w:val="20"/>
-                                <w:szCs w:val="20"/>
-                              </w:rPr>
-                              <w:t>x</w:t>
-                            </w:r>
                           </w:p>
                         </w:txbxContent>
                       </v:textbox>
@@ -1016,6 +1032,9 @@
                                   <w:pPr>
                                     <w:jc w:val="center"/>
                                   </w:pPr>
+                                  <w:r>
+                                    <w:t>x</w:t>
+                                  </w:r>
                                 </w:p>
                               </w:txbxContent>
                             </wps:txbx>
@@ -1046,6 +1065,9 @@
                             <w:pPr>
                               <w:jc w:val="center"/>
                             </w:pPr>
+                            <w:r>
+                              <w:t>x</w:t>
+                            </w:r>
                           </w:p>
                         </w:txbxContent>
                       </v:textbox>
@@ -1241,7 +1263,7 @@
           <w:sz w:val="26"/>
           <w:szCs w:val="26"/>
         </w:rPr>
-        <w:t>060094002350</w:t>
+        <w:t>EQ9064752</w:t>
       </w:r>
     </w:p>
     <w:p>
@@ -1282,7 +1304,7 @@
           <w:sz w:val="26"/>
           <w:szCs w:val="26"/>
         </w:rPr>
-        <w:t>22/04/2021</w:t>
+        <w:t>18/11/2025</w:t>
       </w:r>
       <w:r>
         <w:rPr>
@@ -1307,7 +1329,7 @@
           <w:sz w:val="26"/>
           <w:szCs w:val="26"/>
         </w:rPr>
-        <w:t>Bộ Công An</w:t>
+        <w:t>Cục Quản lý Di nhập cảnh Quốc gia Cộng hòa Nhân dân Trung Hoa</w:t>
       </w:r>
     </w:p>
     <w:p>
@@ -1385,19 +1407,6 @@
         </w:rPr>
         <w:t xml:space="preserve">Địa chỉ liên lạc: </w:t>
       </w:r>
-    </w:p>
-    <w:p>
-      <w:pPr>
-        <w:spacing w:after="120"/>
-        <w:ind w:firstLine="851"/>
-        <w:rPr>
-          <w:rFonts w:ascii="Times New Roman" w:eastAsia="Calibri" w:hAnsi="Times New Roman" w:cs="Times New Roman"/>
-          <w:color w:val="000000"/>
-          <w:sz w:val="26"/>
-          <w:szCs w:val="26"/>
-          <w:lang w:eastAsia="zh-CN"/>
-        </w:rPr>
-      </w:pPr>
       <w:r>
         <w:rPr>
           <w:rFonts w:ascii="Times New Roman" w:eastAsia="Calibri" w:hAnsi="Times New Roman" w:cs="Times New Roman"/>
@@ -1405,92 +1414,60 @@
           <w:sz w:val="26"/>
           <w:szCs w:val="26"/>
         </w:rPr>
-        <w:t>Số nhà/phòng, ngách/hẻm, ngõ/kiệt, đường/phố/đại lộ, tổ/xóm/ấp/thôn</w:t>
+        <w:t>Số 11D, đường N2, The Seasons, Khu phố Đông Nhì</w:t>
       </w:r>
       <w:r>
         <w:rPr>
           <w:rFonts w:ascii="Times New Roman" w:eastAsia="Calibri" w:hAnsi="Times New Roman" w:cs="Times New Roman"/>
-          <w:sz w:val="26"/>
-          <w:szCs w:val="26"/>
-        </w:rPr>
-        <w:t xml:space="preserve">: </w:t>
+          <w:spacing w:val="-8"/>
+          <w:sz w:val="26"/>
+          <w:szCs w:val="26"/>
+        </w:rPr>
+        <w:t xml:space="preserve">, </w:t>
       </w:r>
       <w:r>
         <w:rPr>
           <w:rFonts w:ascii="Times New Roman" w:eastAsia="Calibri" w:hAnsi="Times New Roman" w:cs="Times New Roman"/>
-          <w:sz w:val="26"/>
-          <w:szCs w:val="26"/>
-        </w:rPr>
-        <w:t>Căn hộ chung cư số 1214 - chung cư chánh nghĩa quốc cường block sky B - tổ 26 khu phố chánh nghĩa 3</w:t>
-      </w:r>
-    </w:p>
-    <w:p>
-      <w:pPr>
-        <w:spacing w:after="120"/>
-        <w:ind w:firstLine="851"/>
+          <w:spacing w:val="-8"/>
+          <w:sz w:val="26"/>
+          <w:szCs w:val="26"/>
+        </w:rPr>
+        <w:t>Phường Lái Thiêu</w:t>
+      </w:r>
+      <w:r>
         <w:rPr>
           <w:rFonts w:ascii="Times New Roman" w:eastAsia="Calibri" w:hAnsi="Times New Roman" w:cs="Times New Roman"/>
-          <w:sz w:val="26"/>
-          <w:szCs w:val="26"/>
-        </w:rPr>
-      </w:pPr>
+          <w:spacing w:val="-8"/>
+          <w:sz w:val="26"/>
+          <w:szCs w:val="26"/>
+        </w:rPr>
+        <w:t xml:space="preserve">, </w:t>
+      </w:r>
       <w:r>
         <w:rPr>
           <w:rFonts w:ascii="Times New Roman" w:eastAsia="Calibri" w:hAnsi="Times New Roman" w:cs="Times New Roman"/>
-          <w:sz w:val="26"/>
-          <w:szCs w:val="26"/>
-        </w:rPr>
-        <w:t xml:space="preserve">Xã/Phường/Đặc khu: </w:t>
+          <w:spacing w:val="-8"/>
+          <w:sz w:val="26"/>
+          <w:szCs w:val="26"/>
+        </w:rPr>
+        <w:t>Thành Phố Hồ Chí Minh</w:t>
       </w:r>
       <w:r>
         <w:rPr>
           <w:rFonts w:ascii="Times New Roman" w:eastAsia="Calibri" w:hAnsi="Times New Roman" w:cs="Times New Roman"/>
-          <w:color w:val="000000"/>
+          <w:sz w:val="26"/>
+          <w:szCs w:val="26"/>
+        </w:rPr>
+        <w:t xml:space="preserve">, </w:t>
+      </w:r>
+      <w:r>
+        <w:rPr>
+          <w:rFonts w:ascii="Times New Roman" w:eastAsia="Times New Roman" w:hAnsi="Times New Roman" w:cs="Times New Roman"/>
           <w:sz w:val="26"/>
           <w:szCs w:val="26"/>
           <w:lang w:eastAsia="zh-CN"/>
         </w:rPr>
-        <w:t>Phường Thủ Dầu Một</w:t>
-      </w:r>
-    </w:p>
-    <w:p>
-      <w:pPr>
-        <w:tabs>
-          <w:tab w:val="left" w:leader="dot" w:pos="2410"/>
-          <w:tab w:val="left" w:leader="dot" w:pos="2977"/>
-          <w:tab w:val="left" w:leader="dot" w:pos="3600"/>
-          <w:tab w:val="left" w:leader="dot" w:pos="4230"/>
-          <w:tab w:val="left" w:pos="4320"/>
-          <w:tab w:val="left" w:pos="4590"/>
-          <w:tab w:val="left" w:leader="dot" w:pos="6300"/>
-          <w:tab w:val="left" w:leader="dot" w:pos="9072"/>
-        </w:tabs>
-        <w:spacing w:before="80" w:after="80" w:line="240" w:lineRule="auto"/>
-        <w:ind w:firstLine="851"/>
-        <w:jc w:val="both"/>
-        <w:rPr>
-          <w:rFonts w:ascii="Times New Roman" w:eastAsia="Times New Roman" w:hAnsi="Times New Roman" w:cs="Times New Roman"/>
-          <w:sz w:val="26"/>
-          <w:szCs w:val="26"/>
-          <w:lang w:eastAsia="zh-CN"/>
-        </w:rPr>
-      </w:pPr>
-      <w:r>
-        <w:rPr>
-          <w:rFonts w:ascii="Times New Roman" w:eastAsia="Calibri" w:hAnsi="Times New Roman" w:cs="Times New Roman"/>
-          <w:sz w:val="26"/>
-          <w:szCs w:val="26"/>
-        </w:rPr>
-        <w:t xml:space="preserve">Tỉnh/Thành phố trực thuộc trung ương: </w:t>
-      </w:r>
-      <w:r>
-        <w:rPr>
-          <w:rFonts w:ascii="Times New Roman" w:eastAsia="Times New Roman" w:hAnsi="Times New Roman" w:cs="Times New Roman"/>
-          <w:sz w:val="26"/>
-          <w:szCs w:val="26"/>
-          <w:lang w:eastAsia="zh-CN"/>
-        </w:rPr>
-        <w:t>Thành phố Hồ Chí Minh</w:t>
+        <w:t>Việt Nam</w:t>
       </w:r>
     </w:p>
     <w:p>
@@ -1500,51 +1477,27 @@
         </w:tabs>
         <w:suppressAutoHyphens/>
         <w:spacing w:before="120"/>
-        <w:ind w:left="851"/>
-        <w:rPr>
-          <w:rFonts w:ascii="Times New Roman" w:hAnsi="Times New Roman"/>
-          <w:sz w:val="26"/>
-          <w:szCs w:val="26"/>
-          <w:lang w:val="vi"/>
-        </w:rPr>
-      </w:pPr>
-      <w:r>
-        <w:rPr>
-          <w:rFonts w:ascii="Times New Roman" w:eastAsia="Calibri" w:hAnsi="Times New Roman" w:cs="Times New Roman"/>
-          <w:sz w:val="26"/>
-          <w:szCs w:val="26"/>
-        </w:rPr>
-        <w:t xml:space="preserve">Quốc gia: </w:t>
-      </w:r>
-      <w:r>
-        <w:rPr>
-          <w:rFonts w:ascii="Times New Roman" w:eastAsia="Times New Roman" w:hAnsi="Times New Roman" w:cs="Times New Roman"/>
+        <w:rPr>
+          <w:rFonts w:ascii="Times New Roman" w:hAnsi="Times New Roman"/>
+        </w:rPr>
+      </w:pPr>
+      <w:r>
+        <w:rPr>
+          <w:rFonts w:ascii="Times New Roman" w:hAnsi="Times New Roman"/>
+          <w:sz w:val="26"/>
+          <w:szCs w:val="26"/>
+          <w:lang w:val="vi"/>
+        </w:rPr>
+        <w:t xml:space="preserve">Điện thoại (nếu có): </w:t>
+      </w:r>
+      <w:r>
+        <w:rPr>
+          <w:rFonts w:ascii="Times New Roman" w:hAnsi="Times New Roman" w:cs="Times New Roman"/>
           <w:sz w:val="26"/>
           <w:szCs w:val="26"/>
           <w:lang w:eastAsia="zh-CN"/>
         </w:rPr>
-        <w:t>Việt Nam</w:t>
-      </w:r>
-    </w:p>
-    <w:p>
-      <w:pPr>
-        <w:tabs>
-          <w:tab w:val="left" w:leader="dot" w:pos="8789"/>
-        </w:tabs>
-        <w:suppressAutoHyphens/>
-        <w:spacing w:before="120"/>
-        <w:rPr>
-          <w:rFonts w:ascii="Times New Roman" w:hAnsi="Times New Roman"/>
-        </w:rPr>
-      </w:pPr>
-      <w:r>
-        <w:rPr>
-          <w:rFonts w:ascii="Times New Roman" w:hAnsi="Times New Roman"/>
-          <w:sz w:val="26"/>
-          <w:szCs w:val="26"/>
-          <w:lang w:val="vi"/>
-        </w:rPr>
-        <w:t xml:space="preserve">Điện thoại (nếu có): </w:t>
+        <w:t>0915759822</w:t>
       </w:r>
       <w:r>
         <w:rPr>
@@ -1553,7 +1506,7 @@
           <w:szCs w:val="26"/>
           <w:lang w:eastAsia="zh-CN"/>
         </w:rPr>
-        <w:t>0389795379</w:t>
+        <w:t>;</w:t>
       </w:r>
       <w:r>
         <w:rPr>
@@ -1562,7 +1515,7 @@
           <w:szCs w:val="26"/>
           <w:lang w:eastAsia="zh-CN"/>
         </w:rPr>
-        <w:t>;</w:t>
+        <w:t xml:space="preserve"> </w:t>
       </w:r>
       <w:r>
         <w:rPr>
@@ -1571,46 +1524,37 @@
           <w:szCs w:val="26"/>
           <w:lang w:eastAsia="zh-CN"/>
         </w:rPr>
+        <w:t>e</w:t>
+      </w:r>
+      <w:r>
+        <w:rPr>
+          <w:rFonts w:ascii="Times New Roman" w:hAnsi="Times New Roman"/>
+          <w:sz w:val="26"/>
+          <w:szCs w:val="26"/>
+          <w:lang w:val="vi"/>
+        </w:rPr>
+        <w:t>mail (nếu có):</w:t>
+      </w:r>
+      <w:r>
+        <w:rPr>
+          <w:rFonts w:ascii="Times New Roman" w:hAnsi="Times New Roman"/>
+          <w:sz w:val="26"/>
+          <w:szCs w:val="26"/>
+          <w:lang w:val="vi" w:eastAsia="zh-CN"/>
+        </w:rPr>
         <w:t xml:space="preserve"> </w:t>
       </w:r>
       <w:r>
         <w:rPr>
-          <w:rFonts w:ascii="Times New Roman" w:hAnsi="Times New Roman" w:cs="Times New Roman"/>
+          <w:rFonts w:ascii="Times New Roman" w:hAnsi="Times New Roman"/>
           <w:sz w:val="26"/>
           <w:szCs w:val="26"/>
           <w:lang w:eastAsia="zh-CN"/>
         </w:rPr>
-        <w:t>e</w:t>
+        <w:t>congtyquannguyenvietnam@gmail.com</w:t>
       </w:r>
       <w:bookmarkStart w:id="0" w:name="_GoBack"/>
       <w:bookmarkEnd w:id="0"/>
-      <w:r>
-        <w:rPr>
-          <w:rFonts w:ascii="Times New Roman" w:hAnsi="Times New Roman"/>
-          <w:sz w:val="26"/>
-          <w:szCs w:val="26"/>
-          <w:lang w:val="vi"/>
-        </w:rPr>
-        <w:t>mail (nếu có):</w:t>
-      </w:r>
-      <w:r>
-        <w:rPr>
-          <w:rFonts w:ascii="Times New Roman" w:hAnsi="Times New Roman"/>
-          <w:sz w:val="26"/>
-          <w:szCs w:val="26"/>
-          <w:lang w:val="vi" w:eastAsia="zh-CN"/>
-        </w:rPr>
-        <w:t xml:space="preserve"> </w:t>
-      </w:r>
-      <w:r>
-        <w:rPr>
-          <w:rFonts w:ascii="Times New Roman" w:hAnsi="Times New Roman"/>
-          <w:sz w:val="26"/>
-          <w:szCs w:val="26"/>
-          <w:lang w:eastAsia="zh-CN"/>
-        </w:rPr>
-        <w:t>congtyhtcasean@gmail.com</w:t>
-      </w:r>
     </w:p>
     <w:p>
       <w:pPr>
@@ -1970,7 +1914,6 @@
           <w:szCs w:val="26"/>
           <w:lang w:val="vi"/>
         </w:rPr>
-        <w:lastRenderedPageBreak/>
         <w:t xml:space="preserve">Nội dung ủy quyền: </w:t>
       </w:r>
     </w:p>
@@ -2029,6 +1972,7 @@
           <w:szCs w:val="26"/>
           <w:lang w:val="vi"/>
         </w:rPr>
+        <w:lastRenderedPageBreak/>
         <w:t xml:space="preserve"> Nộp hồ sơ tại các cơ quan có thẩm quyền của Việt Nam; </w:t>
       </w:r>
     </w:p>
@@ -2162,7 +2106,34 @@
           <w:sz w:val="26"/>
           <w:szCs w:val="26"/>
         </w:rPr>
-        <w:t>26/5/2026</w:t>
+        <w:t>4</w:t>
+      </w:r>
+      <w:r>
+        <w:rPr>
+          <w:rFonts w:ascii="Times New Roman" w:hAnsi="Times New Roman" w:cs="Times New Roman"/>
+          <w:color w:val="000000" w:themeColor="text1"/>
+          <w:sz w:val="26"/>
+          <w:szCs w:val="26"/>
+        </w:rPr>
+        <w:t>/</w:t>
+      </w:r>
+      <w:r>
+        <w:rPr>
+          <w:rFonts w:ascii="Times New Roman" w:hAnsi="Times New Roman" w:cs="Times New Roman"/>
+          <w:color w:val="000000" w:themeColor="text1"/>
+          <w:sz w:val="26"/>
+          <w:szCs w:val="26"/>
+        </w:rPr>
+        <w:t>6</w:t>
+      </w:r>
+      <w:r>
+        <w:rPr>
+          <w:rFonts w:ascii="Times New Roman" w:hAnsi="Times New Roman" w:cs="Times New Roman"/>
+          <w:color w:val="000000" w:themeColor="text1"/>
+          <w:sz w:val="26"/>
+          <w:szCs w:val="26"/>
+        </w:rPr>
+        <w:t>/2026</w:t>
       </w:r>
       <w:r>
         <w:rPr>
@@ -2303,7 +2274,7 @@
                 <w:sz w:val="26"/>
                 <w:szCs w:val="26"/>
               </w:rPr>
-              <w:t>VŨ TUẤN PHƯỚC</w:t>
+              <w:t>CHEN, GUOHAO</w:t>
             </w:r>
           </w:p>
         </w:tc>
